--- a/Documentation/Section40_Logging.docx
+++ b/Documentation/Section40_Logging.docx
@@ -5573,8 +5573,1255 @@
       </w:r>
     </w:p>
     <w:p/>
+    <w:p/>
+    <w:p>
+      <w:pPr>
+        <w:pBdr>
+          <w:bottom w:val="double" w:sz="6" w:space="1" w:color="auto"/>
+        </w:pBdr>
+      </w:pPr>
+    </w:p>
+    <w:p>
+      <w:pPr>
+        <w:rPr>
+          <w:b/>
+          <w:sz w:val="28"/>
+          <w:szCs w:val="28"/>
+        </w:rPr>
+      </w:pPr>
+      <w:r>
+        <w:rPr>
+          <w:b/>
+          <w:sz w:val="28"/>
+          <w:szCs w:val="28"/>
+          <w:highlight w:val="yellow"/>
+        </w:rPr>
+        <w:t>GLOBAL EXCEPTION HANDLER WITH LOGGER:</w:t>
+      </w:r>
+    </w:p>
+    <w:p>
+      <w:pPr>
+        <w:rPr>
+          <w:sz w:val="28"/>
+          <w:szCs w:val="28"/>
+        </w:rPr>
+      </w:pPr>
+      <w:r>
+        <w:rPr>
+          <w:b/>
+          <w:sz w:val="28"/>
+          <w:szCs w:val="28"/>
+        </w:rPr>
+        <w:t>We are in</w:t>
+      </w:r>
+      <w:r>
+        <w:rPr>
+          <w:sz w:val="28"/>
+          <w:szCs w:val="28"/>
+        </w:rPr>
+        <w:t xml:space="preserve"> the ch132 make the simple main.py :  just routers and print statement and other things and </w:t>
+      </w:r>
+    </w:p>
+    <w:p>
+      <w:pPr>
+        <w:rPr>
+          <w:sz w:val="28"/>
+          <w:szCs w:val="28"/>
+        </w:rPr>
+      </w:pPr>
+      <w:r>
+        <w:rPr>
+          <w:sz w:val="28"/>
+          <w:szCs w:val="28"/>
+        </w:rPr>
+        <w:t>In core/log_config.py: (set the rotating file handler inside the log_config file )</w:t>
+      </w:r>
+    </w:p>
+    <w:p>
+      <w:pPr>
+        <w:shd w:val="clear" w:color="auto" w:fill="1E1E1E"/>
+        <w:spacing w:after="0" w:line="285" w:lineRule="atLeast"/>
+        <w:rPr>
+          <w:rFonts w:ascii="Consolas" w:eastAsia="Times New Roman" w:hAnsi="Consolas" w:cs="Times New Roman"/>
+          <w:color w:val="D4D4D4"/>
+          <w:sz w:val="21"/>
+          <w:szCs w:val="21"/>
+        </w:rPr>
+      </w:pPr>
+      <w:r>
+        <w:rPr>
+          <w:rFonts w:ascii="Consolas" w:eastAsia="Times New Roman" w:hAnsi="Consolas" w:cs="Times New Roman"/>
+          <w:color w:val="C586C0"/>
+          <w:sz w:val="21"/>
+          <w:szCs w:val="21"/>
+        </w:rPr>
+        <w:t>import</w:t>
+      </w:r>
+      <w:r>
+        <w:rPr>
+          <w:rFonts w:ascii="Consolas" w:eastAsia="Times New Roman" w:hAnsi="Consolas" w:cs="Times New Roman"/>
+          <w:color w:val="D4D4D4"/>
+          <w:sz w:val="21"/>
+          <w:szCs w:val="21"/>
+        </w:rPr>
+        <w:t xml:space="preserve"> logging</w:t>
+      </w:r>
+    </w:p>
+    <w:p>
+      <w:pPr>
+        <w:shd w:val="clear" w:color="auto" w:fill="1E1E1E"/>
+        <w:spacing w:after="0" w:line="285" w:lineRule="atLeast"/>
+        <w:rPr>
+          <w:rFonts w:ascii="Consolas" w:eastAsia="Times New Roman" w:hAnsi="Consolas" w:cs="Times New Roman"/>
+          <w:color w:val="D4D4D4"/>
+          <w:sz w:val="21"/>
+          <w:szCs w:val="21"/>
+        </w:rPr>
+      </w:pPr>
+      <w:r>
+        <w:rPr>
+          <w:rFonts w:ascii="Consolas" w:eastAsia="Times New Roman" w:hAnsi="Consolas" w:cs="Times New Roman"/>
+          <w:color w:val="C586C0"/>
+          <w:sz w:val="21"/>
+          <w:szCs w:val="21"/>
+        </w:rPr>
+        <w:t>import</w:t>
+      </w:r>
+      <w:r>
+        <w:rPr>
+          <w:rFonts w:ascii="Consolas" w:eastAsia="Times New Roman" w:hAnsi="Consolas" w:cs="Times New Roman"/>
+          <w:color w:val="D4D4D4"/>
+          <w:sz w:val="21"/>
+          <w:szCs w:val="21"/>
+        </w:rPr>
+        <w:t xml:space="preserve"> os</w:t>
+      </w:r>
+    </w:p>
+    <w:p>
+      <w:pPr>
+        <w:shd w:val="clear" w:color="auto" w:fill="1E1E1E"/>
+        <w:spacing w:after="0" w:line="285" w:lineRule="atLeast"/>
+        <w:rPr>
+          <w:rFonts w:ascii="Consolas" w:eastAsia="Times New Roman" w:hAnsi="Consolas" w:cs="Times New Roman"/>
+          <w:color w:val="D4D4D4"/>
+          <w:sz w:val="21"/>
+          <w:szCs w:val="21"/>
+        </w:rPr>
+      </w:pPr>
+      <w:r>
+        <w:rPr>
+          <w:rFonts w:ascii="Consolas" w:eastAsia="Times New Roman" w:hAnsi="Consolas" w:cs="Times New Roman"/>
+          <w:color w:val="C586C0"/>
+          <w:sz w:val="21"/>
+          <w:szCs w:val="21"/>
+        </w:rPr>
+        <w:t>from</w:t>
+      </w:r>
+      <w:r>
+        <w:rPr>
+          <w:rFonts w:ascii="Consolas" w:eastAsia="Times New Roman" w:hAnsi="Consolas" w:cs="Times New Roman"/>
+          <w:color w:val="D4D4D4"/>
+          <w:sz w:val="21"/>
+          <w:szCs w:val="21"/>
+        </w:rPr>
+        <w:t xml:space="preserve"> logging.handlers </w:t>
+      </w:r>
+      <w:r>
+        <w:rPr>
+          <w:rFonts w:ascii="Consolas" w:eastAsia="Times New Roman" w:hAnsi="Consolas" w:cs="Times New Roman"/>
+          <w:color w:val="C586C0"/>
+          <w:sz w:val="21"/>
+          <w:szCs w:val="21"/>
+        </w:rPr>
+        <w:t>import</w:t>
+      </w:r>
+      <w:r>
+        <w:rPr>
+          <w:rFonts w:ascii="Consolas" w:eastAsia="Times New Roman" w:hAnsi="Consolas" w:cs="Times New Roman"/>
+          <w:color w:val="D4D4D4"/>
+          <w:sz w:val="21"/>
+          <w:szCs w:val="21"/>
+        </w:rPr>
+        <w:t xml:space="preserve"> RotatingFileHandler</w:t>
+      </w:r>
+    </w:p>
+    <w:p>
+      <w:pPr>
+        <w:shd w:val="clear" w:color="auto" w:fill="1E1E1E"/>
+        <w:spacing w:after="0" w:line="285" w:lineRule="atLeast"/>
+        <w:rPr>
+          <w:rFonts w:ascii="Consolas" w:eastAsia="Times New Roman" w:hAnsi="Consolas" w:cs="Times New Roman"/>
+          <w:color w:val="D4D4D4"/>
+          <w:sz w:val="21"/>
+          <w:szCs w:val="21"/>
+        </w:rPr>
+      </w:pPr>
+    </w:p>
+    <w:p>
+      <w:pPr>
+        <w:shd w:val="clear" w:color="auto" w:fill="1E1E1E"/>
+        <w:spacing w:after="0" w:line="285" w:lineRule="atLeast"/>
+        <w:rPr>
+          <w:rFonts w:ascii="Consolas" w:eastAsia="Times New Roman" w:hAnsi="Consolas" w:cs="Times New Roman"/>
+          <w:color w:val="D4D4D4"/>
+          <w:sz w:val="21"/>
+          <w:szCs w:val="21"/>
+        </w:rPr>
+      </w:pPr>
+      <w:r>
+        <w:rPr>
+          <w:rFonts w:ascii="Consolas" w:eastAsia="Times New Roman" w:hAnsi="Consolas" w:cs="Times New Roman"/>
+          <w:color w:val="569CD6"/>
+          <w:sz w:val="21"/>
+          <w:szCs w:val="21"/>
+        </w:rPr>
+        <w:t>def</w:t>
+      </w:r>
+      <w:r>
+        <w:rPr>
+          <w:rFonts w:ascii="Consolas" w:eastAsia="Times New Roman" w:hAnsi="Consolas" w:cs="Times New Roman"/>
+          <w:color w:val="D4D4D4"/>
+          <w:sz w:val="21"/>
+          <w:szCs w:val="21"/>
+        </w:rPr>
+        <w:t xml:space="preserve"> </w:t>
+      </w:r>
+      <w:r>
+        <w:rPr>
+          <w:rFonts w:ascii="Consolas" w:eastAsia="Times New Roman" w:hAnsi="Consolas" w:cs="Times New Roman"/>
+          <w:color w:val="DCDCAA"/>
+          <w:sz w:val="21"/>
+          <w:szCs w:val="21"/>
+        </w:rPr>
+        <w:t>setup_logger</w:t>
+      </w:r>
+      <w:r>
+        <w:rPr>
+          <w:rFonts w:ascii="Consolas" w:eastAsia="Times New Roman" w:hAnsi="Consolas" w:cs="Times New Roman"/>
+          <w:color w:val="D4D4D4"/>
+          <w:sz w:val="21"/>
+          <w:szCs w:val="21"/>
+        </w:rPr>
+        <w:t>():</w:t>
+      </w:r>
+    </w:p>
+    <w:p>
+      <w:pPr>
+        <w:shd w:val="clear" w:color="auto" w:fill="1E1E1E"/>
+        <w:spacing w:after="0" w:line="285" w:lineRule="atLeast"/>
+        <w:rPr>
+          <w:rFonts w:ascii="Consolas" w:eastAsia="Times New Roman" w:hAnsi="Consolas" w:cs="Times New Roman"/>
+          <w:color w:val="D4D4D4"/>
+          <w:sz w:val="21"/>
+          <w:szCs w:val="21"/>
+        </w:rPr>
+      </w:pPr>
+      <w:r>
+        <w:rPr>
+          <w:rFonts w:ascii="Consolas" w:eastAsia="Times New Roman" w:hAnsi="Consolas" w:cs="Times New Roman"/>
+          <w:color w:val="D4D4D4"/>
+          <w:sz w:val="21"/>
+          <w:szCs w:val="21"/>
+        </w:rPr>
+        <w:t xml:space="preserve">  log_dir = </w:t>
+      </w:r>
+      <w:r>
+        <w:rPr>
+          <w:rFonts w:ascii="Consolas" w:eastAsia="Times New Roman" w:hAnsi="Consolas" w:cs="Times New Roman"/>
+          <w:color w:val="CE9178"/>
+          <w:sz w:val="21"/>
+          <w:szCs w:val="21"/>
+        </w:rPr>
+        <w:t>"logs"</w:t>
+      </w:r>
+    </w:p>
+    <w:p>
+      <w:pPr>
+        <w:shd w:val="clear" w:color="auto" w:fill="1E1E1E"/>
+        <w:spacing w:after="0" w:line="285" w:lineRule="atLeast"/>
+        <w:rPr>
+          <w:rFonts w:ascii="Consolas" w:eastAsia="Times New Roman" w:hAnsi="Consolas" w:cs="Times New Roman"/>
+          <w:color w:val="D4D4D4"/>
+          <w:sz w:val="21"/>
+          <w:szCs w:val="21"/>
+        </w:rPr>
+      </w:pPr>
+      <w:r>
+        <w:rPr>
+          <w:rFonts w:ascii="Consolas" w:eastAsia="Times New Roman" w:hAnsi="Consolas" w:cs="Times New Roman"/>
+          <w:color w:val="D4D4D4"/>
+          <w:sz w:val="21"/>
+          <w:szCs w:val="21"/>
+        </w:rPr>
+        <w:t xml:space="preserve">  os.makedirs(log_dir, </w:t>
+      </w:r>
+      <w:r>
+        <w:rPr>
+          <w:rFonts w:ascii="Consolas" w:eastAsia="Times New Roman" w:hAnsi="Consolas" w:cs="Times New Roman"/>
+          <w:color w:val="9CDCFE"/>
+          <w:sz w:val="21"/>
+          <w:szCs w:val="21"/>
+        </w:rPr>
+        <w:t>exist_ok</w:t>
+      </w:r>
+      <w:r>
+        <w:rPr>
+          <w:rFonts w:ascii="Consolas" w:eastAsia="Times New Roman" w:hAnsi="Consolas" w:cs="Times New Roman"/>
+          <w:color w:val="D4D4D4"/>
+          <w:sz w:val="21"/>
+          <w:szCs w:val="21"/>
+        </w:rPr>
+        <w:t>=</w:t>
+      </w:r>
+      <w:r>
+        <w:rPr>
+          <w:rFonts w:ascii="Consolas" w:eastAsia="Times New Roman" w:hAnsi="Consolas" w:cs="Times New Roman"/>
+          <w:color w:val="569CD6"/>
+          <w:sz w:val="21"/>
+          <w:szCs w:val="21"/>
+        </w:rPr>
+        <w:t>True</w:t>
+      </w:r>
+      <w:r>
+        <w:rPr>
+          <w:rFonts w:ascii="Consolas" w:eastAsia="Times New Roman" w:hAnsi="Consolas" w:cs="Times New Roman"/>
+          <w:color w:val="D4D4D4"/>
+          <w:sz w:val="21"/>
+          <w:szCs w:val="21"/>
+        </w:rPr>
+        <w:t>)</w:t>
+      </w:r>
+    </w:p>
+    <w:p>
+      <w:pPr>
+        <w:shd w:val="clear" w:color="auto" w:fill="1E1E1E"/>
+        <w:spacing w:after="0" w:line="285" w:lineRule="atLeast"/>
+        <w:rPr>
+          <w:rFonts w:ascii="Consolas" w:eastAsia="Times New Roman" w:hAnsi="Consolas" w:cs="Times New Roman"/>
+          <w:color w:val="D4D4D4"/>
+          <w:sz w:val="21"/>
+          <w:szCs w:val="21"/>
+        </w:rPr>
+      </w:pPr>
+      <w:r>
+        <w:rPr>
+          <w:rFonts w:ascii="Consolas" w:eastAsia="Times New Roman" w:hAnsi="Consolas" w:cs="Times New Roman"/>
+          <w:color w:val="D4D4D4"/>
+          <w:sz w:val="21"/>
+          <w:szCs w:val="21"/>
+        </w:rPr>
+        <w:t xml:space="preserve">  log_file = os.path.join(log_dir, </w:t>
+      </w:r>
+      <w:r>
+        <w:rPr>
+          <w:rFonts w:ascii="Consolas" w:eastAsia="Times New Roman" w:hAnsi="Consolas" w:cs="Times New Roman"/>
+          <w:color w:val="CE9178"/>
+          <w:sz w:val="21"/>
+          <w:szCs w:val="21"/>
+        </w:rPr>
+        <w:t>"app.log"</w:t>
+      </w:r>
+      <w:r>
+        <w:rPr>
+          <w:rFonts w:ascii="Consolas" w:eastAsia="Times New Roman" w:hAnsi="Consolas" w:cs="Times New Roman"/>
+          <w:color w:val="D4D4D4"/>
+          <w:sz w:val="21"/>
+          <w:szCs w:val="21"/>
+        </w:rPr>
+        <w:t>)</w:t>
+      </w:r>
+    </w:p>
+    <w:p>
+      <w:pPr>
+        <w:shd w:val="clear" w:color="auto" w:fill="1E1E1E"/>
+        <w:spacing w:after="0" w:line="285" w:lineRule="atLeast"/>
+        <w:rPr>
+          <w:rFonts w:ascii="Consolas" w:eastAsia="Times New Roman" w:hAnsi="Consolas" w:cs="Times New Roman"/>
+          <w:color w:val="D4D4D4"/>
+          <w:sz w:val="21"/>
+          <w:szCs w:val="21"/>
+        </w:rPr>
+      </w:pPr>
+    </w:p>
+    <w:p>
+      <w:pPr>
+        <w:shd w:val="clear" w:color="auto" w:fill="1E1E1E"/>
+        <w:spacing w:after="0" w:line="285" w:lineRule="atLeast"/>
+        <w:rPr>
+          <w:rFonts w:ascii="Consolas" w:eastAsia="Times New Roman" w:hAnsi="Consolas" w:cs="Times New Roman"/>
+          <w:color w:val="D4D4D4"/>
+          <w:sz w:val="21"/>
+          <w:szCs w:val="21"/>
+        </w:rPr>
+      </w:pPr>
+      <w:r>
+        <w:rPr>
+          <w:rFonts w:ascii="Consolas" w:eastAsia="Times New Roman" w:hAnsi="Consolas" w:cs="Times New Roman"/>
+          <w:color w:val="D4D4D4"/>
+          <w:sz w:val="21"/>
+          <w:szCs w:val="21"/>
+        </w:rPr>
+        <w:t xml:space="preserve">  </w:t>
+      </w:r>
+      <w:r>
+        <w:rPr>
+          <w:rFonts w:ascii="Consolas" w:eastAsia="Times New Roman" w:hAnsi="Consolas" w:cs="Times New Roman"/>
+          <w:color w:val="6A9955"/>
+          <w:sz w:val="21"/>
+          <w:szCs w:val="21"/>
+        </w:rPr>
+        <w:t># Create Handlers</w:t>
+      </w:r>
+    </w:p>
+    <w:p>
+      <w:pPr>
+        <w:shd w:val="clear" w:color="auto" w:fill="1E1E1E"/>
+        <w:spacing w:after="0" w:line="285" w:lineRule="atLeast"/>
+        <w:rPr>
+          <w:rFonts w:ascii="Consolas" w:eastAsia="Times New Roman" w:hAnsi="Consolas" w:cs="Times New Roman"/>
+          <w:color w:val="D4D4D4"/>
+          <w:sz w:val="21"/>
+          <w:szCs w:val="21"/>
+        </w:rPr>
+      </w:pPr>
+      <w:r>
+        <w:rPr>
+          <w:rFonts w:ascii="Consolas" w:eastAsia="Times New Roman" w:hAnsi="Consolas" w:cs="Times New Roman"/>
+          <w:color w:val="D4D4D4"/>
+          <w:sz w:val="21"/>
+          <w:szCs w:val="21"/>
+        </w:rPr>
+        <w:t>  rotate_file_handler = RotatingFileHandler(</w:t>
+      </w:r>
+    </w:p>
+    <w:p>
+      <w:pPr>
+        <w:shd w:val="clear" w:color="auto" w:fill="1E1E1E"/>
+        <w:spacing w:after="0" w:line="285" w:lineRule="atLeast"/>
+        <w:rPr>
+          <w:rFonts w:ascii="Consolas" w:eastAsia="Times New Roman" w:hAnsi="Consolas" w:cs="Times New Roman"/>
+          <w:color w:val="D4D4D4"/>
+          <w:sz w:val="21"/>
+          <w:szCs w:val="21"/>
+        </w:rPr>
+      </w:pPr>
+      <w:r>
+        <w:rPr>
+          <w:rFonts w:ascii="Consolas" w:eastAsia="Times New Roman" w:hAnsi="Consolas" w:cs="Times New Roman"/>
+          <w:color w:val="D4D4D4"/>
+          <w:sz w:val="21"/>
+          <w:szCs w:val="21"/>
+        </w:rPr>
+        <w:t>    log_file,</w:t>
+      </w:r>
+    </w:p>
+    <w:p>
+      <w:pPr>
+        <w:shd w:val="clear" w:color="auto" w:fill="1E1E1E"/>
+        <w:spacing w:after="0" w:line="285" w:lineRule="atLeast"/>
+        <w:rPr>
+          <w:rFonts w:ascii="Consolas" w:eastAsia="Times New Roman" w:hAnsi="Consolas" w:cs="Times New Roman"/>
+          <w:color w:val="D4D4D4"/>
+          <w:sz w:val="21"/>
+          <w:szCs w:val="21"/>
+        </w:rPr>
+      </w:pPr>
+      <w:r>
+        <w:rPr>
+          <w:rFonts w:ascii="Consolas" w:eastAsia="Times New Roman" w:hAnsi="Consolas" w:cs="Times New Roman"/>
+          <w:color w:val="D4D4D4"/>
+          <w:sz w:val="21"/>
+          <w:szCs w:val="21"/>
+        </w:rPr>
+        <w:t xml:space="preserve">    </w:t>
+      </w:r>
+      <w:r>
+        <w:rPr>
+          <w:rFonts w:ascii="Consolas" w:eastAsia="Times New Roman" w:hAnsi="Consolas" w:cs="Times New Roman"/>
+          <w:color w:val="9CDCFE"/>
+          <w:sz w:val="21"/>
+          <w:szCs w:val="21"/>
+        </w:rPr>
+        <w:t>maxBytes</w:t>
+      </w:r>
+      <w:r>
+        <w:rPr>
+          <w:rFonts w:ascii="Consolas" w:eastAsia="Times New Roman" w:hAnsi="Consolas" w:cs="Times New Roman"/>
+          <w:color w:val="D4D4D4"/>
+          <w:sz w:val="21"/>
+          <w:szCs w:val="21"/>
+        </w:rPr>
+        <w:t>=</w:t>
+      </w:r>
+      <w:r>
+        <w:rPr>
+          <w:rFonts w:ascii="Consolas" w:eastAsia="Times New Roman" w:hAnsi="Consolas" w:cs="Times New Roman"/>
+          <w:color w:val="B5CEA8"/>
+          <w:sz w:val="21"/>
+          <w:szCs w:val="21"/>
+        </w:rPr>
+        <w:t>1024</w:t>
+      </w:r>
+      <w:r>
+        <w:rPr>
+          <w:rFonts w:ascii="Consolas" w:eastAsia="Times New Roman" w:hAnsi="Consolas" w:cs="Times New Roman"/>
+          <w:color w:val="D4D4D4"/>
+          <w:sz w:val="21"/>
+          <w:szCs w:val="21"/>
+        </w:rPr>
+        <w:t>*</w:t>
+      </w:r>
+      <w:r>
+        <w:rPr>
+          <w:rFonts w:ascii="Consolas" w:eastAsia="Times New Roman" w:hAnsi="Consolas" w:cs="Times New Roman"/>
+          <w:color w:val="B5CEA8"/>
+          <w:sz w:val="21"/>
+          <w:szCs w:val="21"/>
+        </w:rPr>
+        <w:t>1024</w:t>
+      </w:r>
+      <w:r>
+        <w:rPr>
+          <w:rFonts w:ascii="Consolas" w:eastAsia="Times New Roman" w:hAnsi="Consolas" w:cs="Times New Roman"/>
+          <w:color w:val="D4D4D4"/>
+          <w:sz w:val="21"/>
+          <w:szCs w:val="21"/>
+        </w:rPr>
+        <w:t>*</w:t>
+      </w:r>
+      <w:r>
+        <w:rPr>
+          <w:rFonts w:ascii="Consolas" w:eastAsia="Times New Roman" w:hAnsi="Consolas" w:cs="Times New Roman"/>
+          <w:color w:val="B5CEA8"/>
+          <w:sz w:val="21"/>
+          <w:szCs w:val="21"/>
+        </w:rPr>
+        <w:t>5</w:t>
+      </w:r>
+      <w:r>
+        <w:rPr>
+          <w:rFonts w:ascii="Consolas" w:eastAsia="Times New Roman" w:hAnsi="Consolas" w:cs="Times New Roman"/>
+          <w:color w:val="D4D4D4"/>
+          <w:sz w:val="21"/>
+          <w:szCs w:val="21"/>
+        </w:rPr>
+        <w:t>,</w:t>
+      </w:r>
+    </w:p>
+    <w:p>
+      <w:pPr>
+        <w:shd w:val="clear" w:color="auto" w:fill="1E1E1E"/>
+        <w:spacing w:after="0" w:line="285" w:lineRule="atLeast"/>
+        <w:rPr>
+          <w:rFonts w:ascii="Consolas" w:eastAsia="Times New Roman" w:hAnsi="Consolas" w:cs="Times New Roman"/>
+          <w:color w:val="D4D4D4"/>
+          <w:sz w:val="21"/>
+          <w:szCs w:val="21"/>
+        </w:rPr>
+      </w:pPr>
+      <w:r>
+        <w:rPr>
+          <w:rFonts w:ascii="Consolas" w:eastAsia="Times New Roman" w:hAnsi="Consolas" w:cs="Times New Roman"/>
+          <w:color w:val="D4D4D4"/>
+          <w:sz w:val="21"/>
+          <w:szCs w:val="21"/>
+        </w:rPr>
+        <w:t xml:space="preserve">    </w:t>
+      </w:r>
+      <w:r>
+        <w:rPr>
+          <w:rFonts w:ascii="Consolas" w:eastAsia="Times New Roman" w:hAnsi="Consolas" w:cs="Times New Roman"/>
+          <w:color w:val="9CDCFE"/>
+          <w:sz w:val="21"/>
+          <w:szCs w:val="21"/>
+        </w:rPr>
+        <w:t>backupCount</w:t>
+      </w:r>
+      <w:r>
+        <w:rPr>
+          <w:rFonts w:ascii="Consolas" w:eastAsia="Times New Roman" w:hAnsi="Consolas" w:cs="Times New Roman"/>
+          <w:color w:val="D4D4D4"/>
+          <w:sz w:val="21"/>
+          <w:szCs w:val="21"/>
+        </w:rPr>
+        <w:t>=</w:t>
+      </w:r>
+      <w:r>
+        <w:rPr>
+          <w:rFonts w:ascii="Consolas" w:eastAsia="Times New Roman" w:hAnsi="Consolas" w:cs="Times New Roman"/>
+          <w:color w:val="B5CEA8"/>
+          <w:sz w:val="21"/>
+          <w:szCs w:val="21"/>
+        </w:rPr>
+        <w:t>3</w:t>
+      </w:r>
+    </w:p>
+    <w:p>
+      <w:pPr>
+        <w:shd w:val="clear" w:color="auto" w:fill="1E1E1E"/>
+        <w:spacing w:after="0" w:line="285" w:lineRule="atLeast"/>
+        <w:rPr>
+          <w:rFonts w:ascii="Consolas" w:eastAsia="Times New Roman" w:hAnsi="Consolas" w:cs="Times New Roman"/>
+          <w:color w:val="D4D4D4"/>
+          <w:sz w:val="21"/>
+          <w:szCs w:val="21"/>
+        </w:rPr>
+      </w:pPr>
+      <w:r>
+        <w:rPr>
+          <w:rFonts w:ascii="Consolas" w:eastAsia="Times New Roman" w:hAnsi="Consolas" w:cs="Times New Roman"/>
+          <w:color w:val="D4D4D4"/>
+          <w:sz w:val="21"/>
+          <w:szCs w:val="21"/>
+        </w:rPr>
+        <w:t>  )</w:t>
+      </w:r>
+    </w:p>
+    <w:p>
+      <w:pPr>
+        <w:shd w:val="clear" w:color="auto" w:fill="1E1E1E"/>
+        <w:spacing w:after="0" w:line="285" w:lineRule="atLeast"/>
+        <w:rPr>
+          <w:rFonts w:ascii="Consolas" w:eastAsia="Times New Roman" w:hAnsi="Consolas" w:cs="Times New Roman"/>
+          <w:color w:val="D4D4D4"/>
+          <w:sz w:val="21"/>
+          <w:szCs w:val="21"/>
+        </w:rPr>
+      </w:pPr>
+    </w:p>
+    <w:p>
+      <w:pPr>
+        <w:shd w:val="clear" w:color="auto" w:fill="1E1E1E"/>
+        <w:spacing w:after="0" w:line="285" w:lineRule="atLeast"/>
+        <w:rPr>
+          <w:rFonts w:ascii="Consolas" w:eastAsia="Times New Roman" w:hAnsi="Consolas" w:cs="Times New Roman"/>
+          <w:color w:val="D4D4D4"/>
+          <w:sz w:val="21"/>
+          <w:szCs w:val="21"/>
+        </w:rPr>
+      </w:pPr>
+      <w:r>
+        <w:rPr>
+          <w:rFonts w:ascii="Consolas" w:eastAsia="Times New Roman" w:hAnsi="Consolas" w:cs="Times New Roman"/>
+          <w:color w:val="D4D4D4"/>
+          <w:sz w:val="21"/>
+          <w:szCs w:val="21"/>
+        </w:rPr>
+        <w:t xml:space="preserve">  </w:t>
+      </w:r>
+      <w:r>
+        <w:rPr>
+          <w:rFonts w:ascii="Consolas" w:eastAsia="Times New Roman" w:hAnsi="Consolas" w:cs="Times New Roman"/>
+          <w:color w:val="6A9955"/>
+          <w:sz w:val="21"/>
+          <w:szCs w:val="21"/>
+        </w:rPr>
+        <w:t># Set formatter with {}-style</w:t>
+      </w:r>
+    </w:p>
+    <w:p>
+      <w:pPr>
+        <w:shd w:val="clear" w:color="auto" w:fill="1E1E1E"/>
+        <w:spacing w:after="0" w:line="285" w:lineRule="atLeast"/>
+        <w:rPr>
+          <w:rFonts w:ascii="Consolas" w:eastAsia="Times New Roman" w:hAnsi="Consolas" w:cs="Times New Roman"/>
+          <w:color w:val="D4D4D4"/>
+          <w:sz w:val="21"/>
+          <w:szCs w:val="21"/>
+        </w:rPr>
+      </w:pPr>
+      <w:r>
+        <w:rPr>
+          <w:rFonts w:ascii="Consolas" w:eastAsia="Times New Roman" w:hAnsi="Consolas" w:cs="Times New Roman"/>
+          <w:color w:val="D4D4D4"/>
+          <w:sz w:val="21"/>
+          <w:szCs w:val="21"/>
+        </w:rPr>
+        <w:t>  formatter = logging.Formatter(</w:t>
+      </w:r>
+    </w:p>
+    <w:p>
+      <w:pPr>
+        <w:shd w:val="clear" w:color="auto" w:fill="1E1E1E"/>
+        <w:spacing w:after="0" w:line="285" w:lineRule="atLeast"/>
+        <w:rPr>
+          <w:rFonts w:ascii="Consolas" w:eastAsia="Times New Roman" w:hAnsi="Consolas" w:cs="Times New Roman"/>
+          <w:color w:val="D4D4D4"/>
+          <w:sz w:val="21"/>
+          <w:szCs w:val="21"/>
+        </w:rPr>
+      </w:pPr>
+      <w:r>
+        <w:rPr>
+          <w:rFonts w:ascii="Consolas" w:eastAsia="Times New Roman" w:hAnsi="Consolas" w:cs="Times New Roman"/>
+          <w:color w:val="D4D4D4"/>
+          <w:sz w:val="21"/>
+          <w:szCs w:val="21"/>
+        </w:rPr>
+        <w:t xml:space="preserve">    </w:t>
+      </w:r>
+      <w:r>
+        <w:rPr>
+          <w:rFonts w:ascii="Consolas" w:eastAsia="Times New Roman" w:hAnsi="Consolas" w:cs="Times New Roman"/>
+          <w:color w:val="9CDCFE"/>
+          <w:sz w:val="21"/>
+          <w:szCs w:val="21"/>
+        </w:rPr>
+        <w:t>fmt</w:t>
+      </w:r>
+      <w:r>
+        <w:rPr>
+          <w:rFonts w:ascii="Consolas" w:eastAsia="Times New Roman" w:hAnsi="Consolas" w:cs="Times New Roman"/>
+          <w:color w:val="D4D4D4"/>
+          <w:sz w:val="21"/>
+          <w:szCs w:val="21"/>
+        </w:rPr>
+        <w:t xml:space="preserve"> = </w:t>
+      </w:r>
+      <w:r>
+        <w:rPr>
+          <w:rFonts w:ascii="Consolas" w:eastAsia="Times New Roman" w:hAnsi="Consolas" w:cs="Times New Roman"/>
+          <w:color w:val="CE9178"/>
+          <w:sz w:val="21"/>
+          <w:szCs w:val="21"/>
+        </w:rPr>
+        <w:t>"</w:t>
+      </w:r>
+      <w:r>
+        <w:rPr>
+          <w:rFonts w:ascii="Consolas" w:eastAsia="Times New Roman" w:hAnsi="Consolas" w:cs="Times New Roman"/>
+          <w:color w:val="569CD6"/>
+          <w:sz w:val="21"/>
+          <w:szCs w:val="21"/>
+        </w:rPr>
+        <w:t>{asctime}</w:t>
+      </w:r>
+      <w:r>
+        <w:rPr>
+          <w:rFonts w:ascii="Consolas" w:eastAsia="Times New Roman" w:hAnsi="Consolas" w:cs="Times New Roman"/>
+          <w:color w:val="CE9178"/>
+          <w:sz w:val="21"/>
+          <w:szCs w:val="21"/>
+        </w:rPr>
+        <w:t xml:space="preserve"> - </w:t>
+      </w:r>
+      <w:r>
+        <w:rPr>
+          <w:rFonts w:ascii="Consolas" w:eastAsia="Times New Roman" w:hAnsi="Consolas" w:cs="Times New Roman"/>
+          <w:color w:val="569CD6"/>
+          <w:sz w:val="21"/>
+          <w:szCs w:val="21"/>
+        </w:rPr>
+        <w:t>{name}</w:t>
+      </w:r>
+      <w:r>
+        <w:rPr>
+          <w:rFonts w:ascii="Consolas" w:eastAsia="Times New Roman" w:hAnsi="Consolas" w:cs="Times New Roman"/>
+          <w:color w:val="CE9178"/>
+          <w:sz w:val="21"/>
+          <w:szCs w:val="21"/>
+        </w:rPr>
+        <w:t xml:space="preserve"> - </w:t>
+      </w:r>
+      <w:r>
+        <w:rPr>
+          <w:rFonts w:ascii="Consolas" w:eastAsia="Times New Roman" w:hAnsi="Consolas" w:cs="Times New Roman"/>
+          <w:color w:val="569CD6"/>
+          <w:sz w:val="21"/>
+          <w:szCs w:val="21"/>
+        </w:rPr>
+        <w:t>{levelname}</w:t>
+      </w:r>
+      <w:r>
+        <w:rPr>
+          <w:rFonts w:ascii="Consolas" w:eastAsia="Times New Roman" w:hAnsi="Consolas" w:cs="Times New Roman"/>
+          <w:color w:val="CE9178"/>
+          <w:sz w:val="21"/>
+          <w:szCs w:val="21"/>
+        </w:rPr>
+        <w:t xml:space="preserve"> - </w:t>
+      </w:r>
+      <w:r>
+        <w:rPr>
+          <w:rFonts w:ascii="Consolas" w:eastAsia="Times New Roman" w:hAnsi="Consolas" w:cs="Times New Roman"/>
+          <w:color w:val="569CD6"/>
+          <w:sz w:val="21"/>
+          <w:szCs w:val="21"/>
+        </w:rPr>
+        <w:t>{filename}</w:t>
+      </w:r>
+      <w:r>
+        <w:rPr>
+          <w:rFonts w:ascii="Consolas" w:eastAsia="Times New Roman" w:hAnsi="Consolas" w:cs="Times New Roman"/>
+          <w:color w:val="CE9178"/>
+          <w:sz w:val="21"/>
+          <w:szCs w:val="21"/>
+        </w:rPr>
+        <w:t>:</w:t>
+      </w:r>
+      <w:r>
+        <w:rPr>
+          <w:rFonts w:ascii="Consolas" w:eastAsia="Times New Roman" w:hAnsi="Consolas" w:cs="Times New Roman"/>
+          <w:color w:val="569CD6"/>
+          <w:sz w:val="21"/>
+          <w:szCs w:val="21"/>
+        </w:rPr>
+        <w:t>{funcName}</w:t>
+      </w:r>
+      <w:r>
+        <w:rPr>
+          <w:rFonts w:ascii="Consolas" w:eastAsia="Times New Roman" w:hAnsi="Consolas" w:cs="Times New Roman"/>
+          <w:color w:val="CE9178"/>
+          <w:sz w:val="21"/>
+          <w:szCs w:val="21"/>
+        </w:rPr>
+        <w:t>:</w:t>
+      </w:r>
+      <w:r>
+        <w:rPr>
+          <w:rFonts w:ascii="Consolas" w:eastAsia="Times New Roman" w:hAnsi="Consolas" w:cs="Times New Roman"/>
+          <w:color w:val="569CD6"/>
+          <w:sz w:val="21"/>
+          <w:szCs w:val="21"/>
+        </w:rPr>
+        <w:t>{lineno}</w:t>
+      </w:r>
+      <w:r>
+        <w:rPr>
+          <w:rFonts w:ascii="Consolas" w:eastAsia="Times New Roman" w:hAnsi="Consolas" w:cs="Times New Roman"/>
+          <w:color w:val="CE9178"/>
+          <w:sz w:val="21"/>
+          <w:szCs w:val="21"/>
+        </w:rPr>
+        <w:t xml:space="preserve"> - </w:t>
+      </w:r>
+      <w:r>
+        <w:rPr>
+          <w:rFonts w:ascii="Consolas" w:eastAsia="Times New Roman" w:hAnsi="Consolas" w:cs="Times New Roman"/>
+          <w:color w:val="569CD6"/>
+          <w:sz w:val="21"/>
+          <w:szCs w:val="21"/>
+        </w:rPr>
+        <w:t>{message}</w:t>
+      </w:r>
+      <w:r>
+        <w:rPr>
+          <w:rFonts w:ascii="Consolas" w:eastAsia="Times New Roman" w:hAnsi="Consolas" w:cs="Times New Roman"/>
+          <w:color w:val="CE9178"/>
+          <w:sz w:val="21"/>
+          <w:szCs w:val="21"/>
+        </w:rPr>
+        <w:t>"</w:t>
+      </w:r>
+      <w:r>
+        <w:rPr>
+          <w:rFonts w:ascii="Consolas" w:eastAsia="Times New Roman" w:hAnsi="Consolas" w:cs="Times New Roman"/>
+          <w:color w:val="D4D4D4"/>
+          <w:sz w:val="21"/>
+          <w:szCs w:val="21"/>
+        </w:rPr>
+        <w:t>,</w:t>
+      </w:r>
+    </w:p>
+    <w:p>
+      <w:pPr>
+        <w:shd w:val="clear" w:color="auto" w:fill="1E1E1E"/>
+        <w:spacing w:after="0" w:line="285" w:lineRule="atLeast"/>
+        <w:rPr>
+          <w:rFonts w:ascii="Consolas" w:eastAsia="Times New Roman" w:hAnsi="Consolas" w:cs="Times New Roman"/>
+          <w:color w:val="D4D4D4"/>
+          <w:sz w:val="21"/>
+          <w:szCs w:val="21"/>
+        </w:rPr>
+      </w:pPr>
+      <w:r>
+        <w:rPr>
+          <w:rFonts w:ascii="Consolas" w:eastAsia="Times New Roman" w:hAnsi="Consolas" w:cs="Times New Roman"/>
+          <w:color w:val="D4D4D4"/>
+          <w:sz w:val="21"/>
+          <w:szCs w:val="21"/>
+        </w:rPr>
+        <w:t xml:space="preserve">    </w:t>
+      </w:r>
+      <w:r>
+        <w:rPr>
+          <w:rFonts w:ascii="Consolas" w:eastAsia="Times New Roman" w:hAnsi="Consolas" w:cs="Times New Roman"/>
+          <w:color w:val="9CDCFE"/>
+          <w:sz w:val="21"/>
+          <w:szCs w:val="21"/>
+        </w:rPr>
+        <w:t>style</w:t>
+      </w:r>
+      <w:r>
+        <w:rPr>
+          <w:rFonts w:ascii="Consolas" w:eastAsia="Times New Roman" w:hAnsi="Consolas" w:cs="Times New Roman"/>
+          <w:color w:val="D4D4D4"/>
+          <w:sz w:val="21"/>
+          <w:szCs w:val="21"/>
+        </w:rPr>
+        <w:t>=</w:t>
+      </w:r>
+      <w:r>
+        <w:rPr>
+          <w:rFonts w:ascii="Consolas" w:eastAsia="Times New Roman" w:hAnsi="Consolas" w:cs="Times New Roman"/>
+          <w:color w:val="CE9178"/>
+          <w:sz w:val="21"/>
+          <w:szCs w:val="21"/>
+        </w:rPr>
+        <w:t>"{"</w:t>
+      </w:r>
+    </w:p>
+    <w:p>
+      <w:pPr>
+        <w:shd w:val="clear" w:color="auto" w:fill="1E1E1E"/>
+        <w:spacing w:after="0" w:line="285" w:lineRule="atLeast"/>
+        <w:rPr>
+          <w:rFonts w:ascii="Consolas" w:eastAsia="Times New Roman" w:hAnsi="Consolas" w:cs="Times New Roman"/>
+          <w:color w:val="D4D4D4"/>
+          <w:sz w:val="21"/>
+          <w:szCs w:val="21"/>
+        </w:rPr>
+      </w:pPr>
+      <w:r>
+        <w:rPr>
+          <w:rFonts w:ascii="Consolas" w:eastAsia="Times New Roman" w:hAnsi="Consolas" w:cs="Times New Roman"/>
+          <w:color w:val="D4D4D4"/>
+          <w:sz w:val="21"/>
+          <w:szCs w:val="21"/>
+        </w:rPr>
+        <w:t>  )</w:t>
+      </w:r>
+    </w:p>
+    <w:p>
+      <w:pPr>
+        <w:shd w:val="clear" w:color="auto" w:fill="1E1E1E"/>
+        <w:spacing w:after="0" w:line="285" w:lineRule="atLeast"/>
+        <w:rPr>
+          <w:rFonts w:ascii="Consolas" w:eastAsia="Times New Roman" w:hAnsi="Consolas" w:cs="Times New Roman"/>
+          <w:color w:val="D4D4D4"/>
+          <w:sz w:val="21"/>
+          <w:szCs w:val="21"/>
+        </w:rPr>
+      </w:pPr>
+    </w:p>
+    <w:p>
+      <w:pPr>
+        <w:shd w:val="clear" w:color="auto" w:fill="1E1E1E"/>
+        <w:spacing w:after="0" w:line="285" w:lineRule="atLeast"/>
+        <w:rPr>
+          <w:rFonts w:ascii="Consolas" w:eastAsia="Times New Roman" w:hAnsi="Consolas" w:cs="Times New Roman"/>
+          <w:color w:val="D4D4D4"/>
+          <w:sz w:val="21"/>
+          <w:szCs w:val="21"/>
+        </w:rPr>
+      </w:pPr>
+      <w:r>
+        <w:rPr>
+          <w:rFonts w:ascii="Consolas" w:eastAsia="Times New Roman" w:hAnsi="Consolas" w:cs="Times New Roman"/>
+          <w:color w:val="D4D4D4"/>
+          <w:sz w:val="21"/>
+          <w:szCs w:val="21"/>
+        </w:rPr>
+        <w:t>  rotate_file_handler.setFormatter(formatter)</w:t>
+      </w:r>
+    </w:p>
+    <w:p>
+      <w:pPr>
+        <w:shd w:val="clear" w:color="auto" w:fill="1E1E1E"/>
+        <w:spacing w:after="0" w:line="285" w:lineRule="atLeast"/>
+        <w:rPr>
+          <w:rFonts w:ascii="Consolas" w:eastAsia="Times New Roman" w:hAnsi="Consolas" w:cs="Times New Roman"/>
+          <w:color w:val="D4D4D4"/>
+          <w:sz w:val="21"/>
+          <w:szCs w:val="21"/>
+        </w:rPr>
+      </w:pPr>
+    </w:p>
+    <w:p>
+      <w:pPr>
+        <w:shd w:val="clear" w:color="auto" w:fill="1E1E1E"/>
+        <w:spacing w:after="0" w:line="285" w:lineRule="atLeast"/>
+        <w:rPr>
+          <w:rFonts w:ascii="Consolas" w:eastAsia="Times New Roman" w:hAnsi="Consolas" w:cs="Times New Roman"/>
+          <w:color w:val="D4D4D4"/>
+          <w:sz w:val="21"/>
+          <w:szCs w:val="21"/>
+        </w:rPr>
+      </w:pPr>
+      <w:r>
+        <w:rPr>
+          <w:rFonts w:ascii="Consolas" w:eastAsia="Times New Roman" w:hAnsi="Consolas" w:cs="Times New Roman"/>
+          <w:color w:val="D4D4D4"/>
+          <w:sz w:val="21"/>
+          <w:szCs w:val="21"/>
+        </w:rPr>
+        <w:t>  logger = logging.getLogger(</w:t>
+      </w:r>
+      <w:r>
+        <w:rPr>
+          <w:rFonts w:ascii="Consolas" w:eastAsia="Times New Roman" w:hAnsi="Consolas" w:cs="Times New Roman"/>
+          <w:color w:val="CE9178"/>
+          <w:sz w:val="21"/>
+          <w:szCs w:val="21"/>
+        </w:rPr>
+        <w:t>"ch132"</w:t>
+      </w:r>
+      <w:r>
+        <w:rPr>
+          <w:rFonts w:ascii="Consolas" w:eastAsia="Times New Roman" w:hAnsi="Consolas" w:cs="Times New Roman"/>
+          <w:color w:val="D4D4D4"/>
+          <w:sz w:val="21"/>
+          <w:szCs w:val="21"/>
+        </w:rPr>
+        <w:t>)</w:t>
+      </w:r>
+    </w:p>
+    <w:p>
+      <w:pPr>
+        <w:shd w:val="clear" w:color="auto" w:fill="1E1E1E"/>
+        <w:spacing w:after="0" w:line="285" w:lineRule="atLeast"/>
+        <w:rPr>
+          <w:rFonts w:ascii="Consolas" w:eastAsia="Times New Roman" w:hAnsi="Consolas" w:cs="Times New Roman"/>
+          <w:color w:val="D4D4D4"/>
+          <w:sz w:val="21"/>
+          <w:szCs w:val="21"/>
+        </w:rPr>
+      </w:pPr>
+      <w:r>
+        <w:rPr>
+          <w:rFonts w:ascii="Consolas" w:eastAsia="Times New Roman" w:hAnsi="Consolas" w:cs="Times New Roman"/>
+          <w:color w:val="D4D4D4"/>
+          <w:sz w:val="21"/>
+          <w:szCs w:val="21"/>
+        </w:rPr>
+        <w:t>  logger.setLevel(logging.DEBUG)</w:t>
+      </w:r>
+    </w:p>
+    <w:p>
+      <w:pPr>
+        <w:shd w:val="clear" w:color="auto" w:fill="1E1E1E"/>
+        <w:spacing w:after="0" w:line="285" w:lineRule="atLeast"/>
+        <w:rPr>
+          <w:rFonts w:ascii="Consolas" w:eastAsia="Times New Roman" w:hAnsi="Consolas" w:cs="Times New Roman"/>
+          <w:color w:val="D4D4D4"/>
+          <w:sz w:val="21"/>
+          <w:szCs w:val="21"/>
+        </w:rPr>
+      </w:pPr>
+      <w:r>
+        <w:rPr>
+          <w:rFonts w:ascii="Consolas" w:eastAsia="Times New Roman" w:hAnsi="Consolas" w:cs="Times New Roman"/>
+          <w:color w:val="D4D4D4"/>
+          <w:sz w:val="21"/>
+          <w:szCs w:val="21"/>
+        </w:rPr>
+        <w:t>  logger.handlers = []</w:t>
+      </w:r>
+    </w:p>
+    <w:p>
+      <w:pPr>
+        <w:shd w:val="clear" w:color="auto" w:fill="1E1E1E"/>
+        <w:spacing w:after="0" w:line="285" w:lineRule="atLeast"/>
+        <w:rPr>
+          <w:rFonts w:ascii="Consolas" w:eastAsia="Times New Roman" w:hAnsi="Consolas" w:cs="Times New Roman"/>
+          <w:color w:val="D4D4D4"/>
+          <w:sz w:val="21"/>
+          <w:szCs w:val="21"/>
+        </w:rPr>
+      </w:pPr>
+      <w:r>
+        <w:rPr>
+          <w:rFonts w:ascii="Consolas" w:eastAsia="Times New Roman" w:hAnsi="Consolas" w:cs="Times New Roman"/>
+          <w:color w:val="D4D4D4"/>
+          <w:sz w:val="21"/>
+          <w:szCs w:val="21"/>
+        </w:rPr>
+        <w:t>  logger.addHandler(rotate_file_handler)</w:t>
+      </w:r>
+    </w:p>
+    <w:p>
+      <w:pPr>
+        <w:shd w:val="clear" w:color="auto" w:fill="1E1E1E"/>
+        <w:spacing w:after="0" w:line="285" w:lineRule="atLeast"/>
+        <w:rPr>
+          <w:rFonts w:ascii="Consolas" w:eastAsia="Times New Roman" w:hAnsi="Consolas" w:cs="Times New Roman"/>
+          <w:color w:val="D4D4D4"/>
+          <w:sz w:val="21"/>
+          <w:szCs w:val="21"/>
+        </w:rPr>
+      </w:pPr>
+    </w:p>
+    <w:p>
+      <w:pPr>
+        <w:shd w:val="clear" w:color="auto" w:fill="1E1E1E"/>
+        <w:spacing w:after="0" w:line="285" w:lineRule="atLeast"/>
+        <w:rPr>
+          <w:rFonts w:ascii="Consolas" w:eastAsia="Times New Roman" w:hAnsi="Consolas" w:cs="Times New Roman"/>
+          <w:color w:val="D4D4D4"/>
+          <w:sz w:val="21"/>
+          <w:szCs w:val="21"/>
+        </w:rPr>
+      </w:pPr>
+      <w:r>
+        <w:rPr>
+          <w:rFonts w:ascii="Consolas" w:eastAsia="Times New Roman" w:hAnsi="Consolas" w:cs="Times New Roman"/>
+          <w:color w:val="D4D4D4"/>
+          <w:sz w:val="21"/>
+          <w:szCs w:val="21"/>
+        </w:rPr>
+        <w:t xml:space="preserve">  </w:t>
+      </w:r>
+      <w:r>
+        <w:rPr>
+          <w:rFonts w:ascii="Consolas" w:eastAsia="Times New Roman" w:hAnsi="Consolas" w:cs="Times New Roman"/>
+          <w:color w:val="C586C0"/>
+          <w:sz w:val="21"/>
+          <w:szCs w:val="21"/>
+        </w:rPr>
+        <w:t>return</w:t>
+      </w:r>
+      <w:r>
+        <w:rPr>
+          <w:rFonts w:ascii="Consolas" w:eastAsia="Times New Roman" w:hAnsi="Consolas" w:cs="Times New Roman"/>
+          <w:color w:val="D4D4D4"/>
+          <w:sz w:val="21"/>
+          <w:szCs w:val="21"/>
+        </w:rPr>
+        <w:t xml:space="preserve"> logger</w:t>
+      </w:r>
+    </w:p>
+    <w:p>
+      <w:pPr>
+        <w:shd w:val="clear" w:color="auto" w:fill="1E1E1E"/>
+        <w:spacing w:after="0" w:line="285" w:lineRule="atLeast"/>
+        <w:rPr>
+          <w:rFonts w:ascii="Consolas" w:eastAsia="Times New Roman" w:hAnsi="Consolas" w:cs="Times New Roman"/>
+          <w:color w:val="D4D4D4"/>
+          <w:sz w:val="21"/>
+          <w:szCs w:val="21"/>
+        </w:rPr>
+      </w:pPr>
+    </w:p>
+    <w:p>
+      <w:pPr>
+        <w:shd w:val="clear" w:color="auto" w:fill="1E1E1E"/>
+        <w:spacing w:after="0" w:line="285" w:lineRule="atLeast"/>
+        <w:rPr>
+          <w:rFonts w:ascii="Consolas" w:eastAsia="Times New Roman" w:hAnsi="Consolas" w:cs="Times New Roman"/>
+          <w:color w:val="D4D4D4"/>
+          <w:sz w:val="21"/>
+          <w:szCs w:val="21"/>
+        </w:rPr>
+      </w:pPr>
+      <w:r>
+        <w:rPr>
+          <w:rFonts w:ascii="Consolas" w:eastAsia="Times New Roman" w:hAnsi="Consolas" w:cs="Times New Roman"/>
+          <w:color w:val="6A9955"/>
+          <w:sz w:val="21"/>
+          <w:szCs w:val="21"/>
+        </w:rPr>
+        <w:t># Create and export the logger</w:t>
+      </w:r>
+    </w:p>
+    <w:p>
+      <w:pPr>
+        <w:shd w:val="clear" w:color="auto" w:fill="1E1E1E"/>
+        <w:spacing w:after="0" w:line="285" w:lineRule="atLeast"/>
+        <w:rPr>
+          <w:rFonts w:ascii="Consolas" w:eastAsia="Times New Roman" w:hAnsi="Consolas" w:cs="Times New Roman"/>
+          <w:color w:val="D4D4D4"/>
+          <w:sz w:val="21"/>
+          <w:szCs w:val="21"/>
+        </w:rPr>
+      </w:pPr>
+      <w:r>
+        <w:rPr>
+          <w:rFonts w:ascii="Consolas" w:eastAsia="Times New Roman" w:hAnsi="Consolas" w:cs="Times New Roman"/>
+          <w:color w:val="D4D4D4"/>
+          <w:sz w:val="21"/>
+          <w:szCs w:val="21"/>
+        </w:rPr>
+        <w:t>logger = setup_logger()</w:t>
+      </w:r>
+    </w:p>
+    <w:p>
+      <w:pPr>
+        <w:rPr>
+          <w:sz w:val="28"/>
+          <w:szCs w:val="28"/>
+        </w:rPr>
+      </w:pPr>
+    </w:p>
+    <w:p>
+      <w:pPr>
+        <w:rPr>
+          <w:sz w:val="28"/>
+          <w:szCs w:val="28"/>
+        </w:rPr>
+      </w:pPr>
+      <w:r>
+        <w:rPr>
+          <w:sz w:val="28"/>
+          <w:szCs w:val="28"/>
+        </w:rPr>
+        <w:lastRenderedPageBreak/>
+        <w:t xml:space="preserve"> now we move towards to handle the </w:t>
+      </w:r>
+    </w:p>
+    <w:p>
+      <w:pPr>
+        <w:rPr>
+          <w:sz w:val="28"/>
+          <w:szCs w:val="28"/>
+        </w:rPr>
+      </w:pPr>
+      <w:r>
+        <w:rPr>
+          <w:sz w:val="28"/>
+          <w:szCs w:val="28"/>
+        </w:rPr>
+        <w:t xml:space="preserve">if we run our project  and hit the product our products are 1,2,3,4 </w:t>
+      </w:r>
+    </w:p>
+    <w:p>
+      <w:pPr>
+        <w:rPr>
+          <w:sz w:val="28"/>
+          <w:szCs w:val="28"/>
+        </w:rPr>
+      </w:pPr>
+      <w:r>
+        <w:rPr>
+          <w:sz w:val="28"/>
+          <w:szCs w:val="28"/>
+        </w:rPr>
+        <w:t>if we enter abc the fastapi shows the exact error if we just deploy our website our customer see exact same error but we cannot want our customer or users show that error .</w:t>
+      </w:r>
+    </w:p>
+    <w:p>
+      <w:pPr>
+        <w:rPr>
+          <w:sz w:val="28"/>
+          <w:szCs w:val="28"/>
+        </w:rPr>
+      </w:pPr>
+      <w:r>
+        <w:rPr>
+          <w:sz w:val="28"/>
+          <w:szCs w:val="28"/>
+        </w:rPr>
+        <w:t xml:space="preserve">so we want to set the exception handler </w:t>
+      </w:r>
+    </w:p>
     <w:bookmarkEnd w:id="0"/>
-    <w:p/>
+    <w:p>
+      <w:pPr>
+        <w:rPr>
+          <w:sz w:val="28"/>
+          <w:szCs w:val="28"/>
+        </w:rPr>
+      </w:pPr>
+    </w:p>
     <w:sectPr>
       <w:pgSz w:w="12240" w:h="15840"/>
       <w:pgMar w:top="1440" w:right="1440" w:bottom="1440" w:left="1440" w:header="720" w:footer="720" w:gutter="0"/>
